--- a/files/Section04_Bootstrap.docx
+++ b/files/Section04_Bootstrap.docx
@@ -64,21 +64,7 @@
         <w:rPr>
           <w:rFonts w:ascii="Times New Roman" w:hAnsi="Times New Roman" w:cs="Times New Roman"/>
         </w:rPr>
-        <w:t xml:space="preserve">Bootstrap 5 (used in this course) includes a 12-column grid system, ready-to-use components (buttons, cards, modals, navbars, alerts), and hundreds of utility classes for spacing, </w:t>
-      </w:r>
-      <w:proofErr w:type="spellStart"/>
-      <w:r>
-        <w:rPr>
-          <w:rFonts w:ascii="Times New Roman" w:hAnsi="Times New Roman" w:cs="Times New Roman"/>
-        </w:rPr>
-        <w:t>colour</w:t>
-      </w:r>
-      <w:proofErr w:type="spellEnd"/>
-      <w:r>
-        <w:rPr>
-          <w:rFonts w:ascii="Times New Roman" w:hAnsi="Times New Roman" w:cs="Times New Roman"/>
-        </w:rPr>
-        <w:t>, and layout.</w:t>
+        <w:t>Bootstrap 5 (used in this course) includes a 12-column grid system, ready-to-use components (buttons, cards, modals, navbars, alerts), and hundreds of utility classes for spacing, colour, and layout.</w:t>
       </w:r>
     </w:p>
     <w:p>
@@ -132,57 +118,29 @@
                 <w:rFonts w:ascii="Times New Roman" w:hAnsi="Times New Roman" w:cs="Times New Roman"/>
               </w:rPr>
             </w:pPr>
-            <w:proofErr w:type="gramStart"/>
-            <w:r>
-              <w:rPr>
-                <w:rFonts w:ascii="Times New Roman" w:eastAsia="Courier New" w:hAnsi="Times New Roman" w:cs="Times New Roman"/>
-                <w:sz w:val="18"/>
-                <w:szCs w:val="18"/>
-              </w:rPr>
-              <w:t>&lt;!--</w:t>
-            </w:r>
-            <w:proofErr w:type="gramEnd"/>
-            <w:r>
-              <w:rPr>
-                <w:rFonts w:ascii="Times New Roman" w:eastAsia="Courier New" w:hAnsi="Times New Roman" w:cs="Times New Roman"/>
-                <w:sz w:val="18"/>
-                <w:szCs w:val="18"/>
-              </w:rPr>
-              <w:t xml:space="preserve"> Bootstrap CSS — place in &lt;head&gt; --&gt;</w:t>
-            </w:r>
-          </w:p>
-          <w:p>
-            <w:pPr>
-              <w:spacing w:line="252" w:lineRule="auto"/>
-              <w:rPr>
-                <w:rFonts w:ascii="Times New Roman" w:hAnsi="Times New Roman" w:cs="Times New Roman"/>
-              </w:rPr>
-            </w:pPr>
-            <w:r>
-              <w:rPr>
-                <w:rFonts w:ascii="Times New Roman" w:eastAsia="Courier New" w:hAnsi="Times New Roman" w:cs="Times New Roman"/>
-                <w:sz w:val="18"/>
-                <w:szCs w:val="18"/>
-              </w:rPr>
-              <w:t xml:space="preserve">&lt;link </w:t>
-            </w:r>
-            <w:proofErr w:type="spellStart"/>
-            <w:r>
-              <w:rPr>
-                <w:rFonts w:ascii="Times New Roman" w:eastAsia="Courier New" w:hAnsi="Times New Roman" w:cs="Times New Roman"/>
-                <w:sz w:val="18"/>
-                <w:szCs w:val="18"/>
-              </w:rPr>
-              <w:t>rel</w:t>
-            </w:r>
-            <w:proofErr w:type="spellEnd"/>
-            <w:r>
-              <w:rPr>
-                <w:rFonts w:ascii="Times New Roman" w:eastAsia="Courier New" w:hAnsi="Times New Roman" w:cs="Times New Roman"/>
-                <w:sz w:val="18"/>
-                <w:szCs w:val="18"/>
-              </w:rPr>
-              <w:t>="stylesheet"</w:t>
+            <w:r>
+              <w:rPr>
+                <w:rFonts w:ascii="Times New Roman" w:eastAsia="Courier New" w:hAnsi="Times New Roman" w:cs="Times New Roman"/>
+                <w:sz w:val="18"/>
+                <w:szCs w:val="18"/>
+              </w:rPr>
+              <w:t>&lt;!-- Bootstrap CSS — place in &lt;head&gt; --&gt;</w:t>
+            </w:r>
+          </w:p>
+          <w:p>
+            <w:pPr>
+              <w:spacing w:line="252" w:lineRule="auto"/>
+              <w:rPr>
+                <w:rFonts w:ascii="Times New Roman" w:hAnsi="Times New Roman" w:cs="Times New Roman"/>
+              </w:rPr>
+            </w:pPr>
+            <w:r>
+              <w:rPr>
+                <w:rFonts w:ascii="Times New Roman" w:eastAsia="Courier New" w:hAnsi="Times New Roman" w:cs="Times New Roman"/>
+                <w:sz w:val="18"/>
+                <w:szCs w:val="18"/>
+              </w:rPr>
+              <w:t>&lt;link rel="stylesheet"</w:t>
             </w:r>
           </w:p>
           <w:p>
@@ -216,23 +174,13 @@
                 <w:rFonts w:ascii="Times New Roman" w:hAnsi="Times New Roman" w:cs="Times New Roman"/>
               </w:rPr>
             </w:pPr>
-            <w:proofErr w:type="gramStart"/>
-            <w:r>
-              <w:rPr>
-                <w:rFonts w:ascii="Times New Roman" w:eastAsia="Courier New" w:hAnsi="Times New Roman" w:cs="Times New Roman"/>
-                <w:sz w:val="18"/>
-                <w:szCs w:val="18"/>
-              </w:rPr>
-              <w:t>&lt;!--</w:t>
-            </w:r>
-            <w:proofErr w:type="gramEnd"/>
-            <w:r>
-              <w:rPr>
-                <w:rFonts w:ascii="Times New Roman" w:eastAsia="Courier New" w:hAnsi="Times New Roman" w:cs="Times New Roman"/>
-                <w:sz w:val="18"/>
-                <w:szCs w:val="18"/>
-              </w:rPr>
-              <w:t xml:space="preserve"> Bootstrap JS — place before &lt;/body&gt; --&gt;</w:t>
+            <w:r>
+              <w:rPr>
+                <w:rFonts w:ascii="Times New Roman" w:eastAsia="Courier New" w:hAnsi="Times New Roman" w:cs="Times New Roman"/>
+                <w:sz w:val="18"/>
+                <w:szCs w:val="18"/>
+              </w:rPr>
+              <w:t>&lt;!-- Bootstrap JS — place before &lt;/body&gt; --&gt;</w:t>
             </w:r>
           </w:p>
           <w:p>
@@ -321,21 +269,7 @@
         <w:rPr>
           <w:rFonts w:ascii="Times New Roman" w:hAnsi="Times New Roman" w:cs="Times New Roman"/>
         </w:rPr>
-        <w:t xml:space="preserve">Bootstrap uses a 12-column responsive grid. Content goes inside .container </w:t>
-      </w:r>
-      <w:proofErr w:type="gramStart"/>
-      <w:r>
-        <w:rPr>
-          <w:rFonts w:ascii="Times New Roman" w:hAnsi="Times New Roman" w:cs="Times New Roman"/>
-        </w:rPr>
-        <w:t>&gt; .row</w:t>
-      </w:r>
-      <w:proofErr w:type="gramEnd"/>
-      <w:r>
-        <w:rPr>
-          <w:rFonts w:ascii="Times New Roman" w:hAnsi="Times New Roman" w:cs="Times New Roman"/>
-        </w:rPr>
-        <w:t>, then col-* classes define how many of the 12 columns each element occupies at different screen sizes.</w:t>
+        <w:t>Bootstrap uses a 12-column responsive grid. Content goes inside .container &gt; .row, then col-* classes define how many of the 12 columns each element occupies at different screen sizes.</w:t>
       </w:r>
     </w:p>
     <w:p>
@@ -413,25 +347,7 @@
                 <w:sz w:val="18"/>
                 <w:szCs w:val="18"/>
               </w:rPr>
-              <w:t xml:space="preserve">    </w:t>
-            </w:r>
-            <w:proofErr w:type="gramStart"/>
-            <w:r>
-              <w:rPr>
-                <w:rFonts w:ascii="Times New Roman" w:eastAsia="Courier New" w:hAnsi="Times New Roman" w:cs="Times New Roman"/>
-                <w:sz w:val="18"/>
-                <w:szCs w:val="18"/>
-              </w:rPr>
-              <w:t>&lt;!--</w:t>
-            </w:r>
-            <w:proofErr w:type="gramEnd"/>
-            <w:r>
-              <w:rPr>
-                <w:rFonts w:ascii="Times New Roman" w:eastAsia="Courier New" w:hAnsi="Times New Roman" w:cs="Times New Roman"/>
-                <w:sz w:val="18"/>
-                <w:szCs w:val="18"/>
-              </w:rPr>
-              <w:t xml:space="preserve"> Two equal columns on medium screens and above --&gt;</w:t>
+              <w:t xml:space="preserve">    &lt;!-- Two equal columns on medium screens and above --&gt;</w:t>
             </w:r>
           </w:p>
           <w:p>
@@ -487,25 +403,7 @@
                 <w:sz w:val="18"/>
                 <w:szCs w:val="18"/>
               </w:rPr>
-              <w:t xml:space="preserve">    </w:t>
-            </w:r>
-            <w:proofErr w:type="gramStart"/>
-            <w:r>
-              <w:rPr>
-                <w:rFonts w:ascii="Times New Roman" w:eastAsia="Courier New" w:hAnsi="Times New Roman" w:cs="Times New Roman"/>
-                <w:sz w:val="18"/>
-                <w:szCs w:val="18"/>
-              </w:rPr>
-              <w:t>&lt;!--</w:t>
-            </w:r>
-            <w:proofErr w:type="gramEnd"/>
-            <w:r>
-              <w:rPr>
-                <w:rFonts w:ascii="Times New Roman" w:eastAsia="Courier New" w:hAnsi="Times New Roman" w:cs="Times New Roman"/>
-                <w:sz w:val="18"/>
-                <w:szCs w:val="18"/>
-              </w:rPr>
-              <w:t xml:space="preserve"> Three equal columns on large screens --&gt;</w:t>
+              <w:t xml:space="preserve">    &lt;!-- Three equal columns on large screens --&gt;</w:t>
             </w:r>
           </w:p>
           <w:p>
@@ -765,25 +663,7 @@
                 <w:sz w:val="20"/>
                 <w:szCs w:val="20"/>
               </w:rPr>
-              <w:t>col-</w:t>
-            </w:r>
-            <w:proofErr w:type="spellStart"/>
-            <w:r>
-              <w:rPr>
-                <w:rFonts w:ascii="Times New Roman" w:hAnsi="Times New Roman" w:cs="Times New Roman"/>
-                <w:sz w:val="20"/>
-                <w:szCs w:val="20"/>
-              </w:rPr>
-              <w:t>sm</w:t>
-            </w:r>
-            <w:proofErr w:type="spellEnd"/>
-            <w:r>
-              <w:rPr>
-                <w:rFonts w:ascii="Times New Roman" w:hAnsi="Times New Roman" w:cs="Times New Roman"/>
-                <w:sz w:val="20"/>
-                <w:szCs w:val="20"/>
-              </w:rPr>
-              <w:t>-</w:t>
+              <w:t>col-sm-</w:t>
             </w:r>
           </w:p>
         </w:tc>
@@ -1003,23 +883,13 @@
                 <w:rFonts w:ascii="Times New Roman" w:hAnsi="Times New Roman" w:cs="Times New Roman"/>
               </w:rPr>
             </w:pPr>
-            <w:proofErr w:type="spellStart"/>
             <w:r>
               <w:rPr>
                 <w:rFonts w:ascii="Times New Roman" w:hAnsi="Times New Roman" w:cs="Times New Roman"/>
                 <w:sz w:val="20"/>
                 <w:szCs w:val="20"/>
               </w:rPr>
-              <w:t>Extra large</w:t>
-            </w:r>
-            <w:proofErr w:type="spellEnd"/>
-            <w:r>
-              <w:rPr>
-                <w:rFonts w:ascii="Times New Roman" w:hAnsi="Times New Roman" w:cs="Times New Roman"/>
-                <w:sz w:val="20"/>
-                <w:szCs w:val="20"/>
-              </w:rPr>
-              <w:t xml:space="preserve"> (desktop)</w:t>
+              <w:t>Extra large (desktop)</w:t>
             </w:r>
           </w:p>
         </w:tc>
@@ -1060,35 +930,7 @@
         <w:rPr>
           <w:rFonts w:ascii="Times New Roman" w:hAnsi="Times New Roman" w:cs="Times New Roman"/>
         </w:rPr>
-        <w:t xml:space="preserve">Bootstrap provides a range of button styles using the </w:t>
-      </w:r>
-      <w:proofErr w:type="spellStart"/>
-      <w:r>
-        <w:rPr>
-          <w:rFonts w:ascii="Times New Roman" w:hAnsi="Times New Roman" w:cs="Times New Roman"/>
-        </w:rPr>
-        <w:t>btn</w:t>
-      </w:r>
-      <w:proofErr w:type="spellEnd"/>
-      <w:r>
-        <w:rPr>
-          <w:rFonts w:ascii="Times New Roman" w:hAnsi="Times New Roman" w:cs="Times New Roman"/>
-        </w:rPr>
-        <w:t xml:space="preserve"> base class combined with a </w:t>
-      </w:r>
-      <w:proofErr w:type="spellStart"/>
-      <w:r>
-        <w:rPr>
-          <w:rFonts w:ascii="Times New Roman" w:hAnsi="Times New Roman" w:cs="Times New Roman"/>
-        </w:rPr>
-        <w:t>colour</w:t>
-      </w:r>
-      <w:proofErr w:type="spellEnd"/>
-      <w:r>
-        <w:rPr>
-          <w:rFonts w:ascii="Times New Roman" w:hAnsi="Times New Roman" w:cs="Times New Roman"/>
-        </w:rPr>
-        <w:t xml:space="preserve"> modifier:</w:t>
+        <w:t>Bootstrap provides a range of button styles using the btn base class combined with a colour modifier:</w:t>
       </w:r>
     </w:p>
     <w:p>
@@ -1127,391 +969,103 @@
                 <w:szCs w:val="18"/>
               </w:rPr>
               <w:lastRenderedPageBreak/>
-              <w:t>&lt;button class="</w:t>
-            </w:r>
-            <w:proofErr w:type="spellStart"/>
-            <w:r>
-              <w:rPr>
-                <w:rFonts w:ascii="Times New Roman" w:eastAsia="Courier New" w:hAnsi="Times New Roman" w:cs="Times New Roman"/>
-                <w:sz w:val="18"/>
-                <w:szCs w:val="18"/>
-              </w:rPr>
-              <w:t>btn</w:t>
-            </w:r>
-            <w:proofErr w:type="spellEnd"/>
-            <w:r>
-              <w:rPr>
-                <w:rFonts w:ascii="Times New Roman" w:eastAsia="Courier New" w:hAnsi="Times New Roman" w:cs="Times New Roman"/>
-                <w:sz w:val="18"/>
-                <w:szCs w:val="18"/>
-              </w:rPr>
-              <w:t xml:space="preserve"> </w:t>
-            </w:r>
-            <w:proofErr w:type="spellStart"/>
-            <w:r>
-              <w:rPr>
-                <w:rFonts w:ascii="Times New Roman" w:eastAsia="Courier New" w:hAnsi="Times New Roman" w:cs="Times New Roman"/>
-                <w:sz w:val="18"/>
-                <w:szCs w:val="18"/>
-              </w:rPr>
-              <w:t>btn</w:t>
-            </w:r>
-            <w:proofErr w:type="spellEnd"/>
-            <w:r>
-              <w:rPr>
-                <w:rFonts w:ascii="Times New Roman" w:eastAsia="Courier New" w:hAnsi="Times New Roman" w:cs="Times New Roman"/>
-                <w:sz w:val="18"/>
-                <w:szCs w:val="18"/>
-              </w:rPr>
-              <w:t>-primary"&gt;Primary&lt;/button&gt;</w:t>
-            </w:r>
-          </w:p>
-          <w:p>
-            <w:pPr>
-              <w:spacing w:line="252" w:lineRule="auto"/>
-              <w:rPr>
-                <w:rFonts w:ascii="Times New Roman" w:hAnsi="Times New Roman" w:cs="Times New Roman"/>
-              </w:rPr>
-            </w:pPr>
-            <w:r>
-              <w:rPr>
-                <w:rFonts w:ascii="Times New Roman" w:eastAsia="Courier New" w:hAnsi="Times New Roman" w:cs="Times New Roman"/>
-                <w:sz w:val="18"/>
-                <w:szCs w:val="18"/>
-              </w:rPr>
-              <w:t>&lt;button class="</w:t>
-            </w:r>
-            <w:proofErr w:type="spellStart"/>
-            <w:r>
-              <w:rPr>
-                <w:rFonts w:ascii="Times New Roman" w:eastAsia="Courier New" w:hAnsi="Times New Roman" w:cs="Times New Roman"/>
-                <w:sz w:val="18"/>
-                <w:szCs w:val="18"/>
-              </w:rPr>
-              <w:t>btn</w:t>
-            </w:r>
-            <w:proofErr w:type="spellEnd"/>
-            <w:r>
-              <w:rPr>
-                <w:rFonts w:ascii="Times New Roman" w:eastAsia="Courier New" w:hAnsi="Times New Roman" w:cs="Times New Roman"/>
-                <w:sz w:val="18"/>
-                <w:szCs w:val="18"/>
-              </w:rPr>
-              <w:t xml:space="preserve"> </w:t>
-            </w:r>
-            <w:proofErr w:type="spellStart"/>
-            <w:r>
-              <w:rPr>
-                <w:rFonts w:ascii="Times New Roman" w:eastAsia="Courier New" w:hAnsi="Times New Roman" w:cs="Times New Roman"/>
-                <w:sz w:val="18"/>
-                <w:szCs w:val="18"/>
-              </w:rPr>
-              <w:t>btn</w:t>
-            </w:r>
-            <w:proofErr w:type="spellEnd"/>
-            <w:r>
-              <w:rPr>
-                <w:rFonts w:ascii="Times New Roman" w:eastAsia="Courier New" w:hAnsi="Times New Roman" w:cs="Times New Roman"/>
-                <w:sz w:val="18"/>
-                <w:szCs w:val="18"/>
-              </w:rPr>
-              <w:t>-secondary"&gt;Secondary&lt;/button&gt;</w:t>
-            </w:r>
-          </w:p>
-          <w:p>
-            <w:pPr>
-              <w:spacing w:line="252" w:lineRule="auto"/>
-              <w:rPr>
-                <w:rFonts w:ascii="Times New Roman" w:hAnsi="Times New Roman" w:cs="Times New Roman"/>
-              </w:rPr>
-            </w:pPr>
-            <w:r>
-              <w:rPr>
-                <w:rFonts w:ascii="Times New Roman" w:eastAsia="Courier New" w:hAnsi="Times New Roman" w:cs="Times New Roman"/>
-                <w:sz w:val="18"/>
-                <w:szCs w:val="18"/>
-              </w:rPr>
-              <w:t>&lt;button class="</w:t>
-            </w:r>
-            <w:proofErr w:type="spellStart"/>
-            <w:r>
-              <w:rPr>
-                <w:rFonts w:ascii="Times New Roman" w:eastAsia="Courier New" w:hAnsi="Times New Roman" w:cs="Times New Roman"/>
-                <w:sz w:val="18"/>
-                <w:szCs w:val="18"/>
-              </w:rPr>
-              <w:t>btn</w:t>
-            </w:r>
-            <w:proofErr w:type="spellEnd"/>
-            <w:r>
-              <w:rPr>
-                <w:rFonts w:ascii="Times New Roman" w:eastAsia="Courier New" w:hAnsi="Times New Roman" w:cs="Times New Roman"/>
-                <w:sz w:val="18"/>
-                <w:szCs w:val="18"/>
-              </w:rPr>
-              <w:t xml:space="preserve"> </w:t>
-            </w:r>
-            <w:proofErr w:type="spellStart"/>
-            <w:r>
-              <w:rPr>
-                <w:rFonts w:ascii="Times New Roman" w:eastAsia="Courier New" w:hAnsi="Times New Roman" w:cs="Times New Roman"/>
-                <w:sz w:val="18"/>
-                <w:szCs w:val="18"/>
-              </w:rPr>
-              <w:t>btn</w:t>
-            </w:r>
-            <w:proofErr w:type="spellEnd"/>
-            <w:r>
-              <w:rPr>
-                <w:rFonts w:ascii="Times New Roman" w:eastAsia="Courier New" w:hAnsi="Times New Roman" w:cs="Times New Roman"/>
-                <w:sz w:val="18"/>
-                <w:szCs w:val="18"/>
-              </w:rPr>
-              <w:t>-success"&gt;Success&lt;/button&gt;</w:t>
-            </w:r>
-          </w:p>
-          <w:p>
-            <w:pPr>
-              <w:spacing w:line="252" w:lineRule="auto"/>
-              <w:rPr>
-                <w:rFonts w:ascii="Times New Roman" w:hAnsi="Times New Roman" w:cs="Times New Roman"/>
-              </w:rPr>
-            </w:pPr>
-            <w:r>
-              <w:rPr>
-                <w:rFonts w:ascii="Times New Roman" w:eastAsia="Courier New" w:hAnsi="Times New Roman" w:cs="Times New Roman"/>
-                <w:sz w:val="18"/>
-                <w:szCs w:val="18"/>
-              </w:rPr>
-              <w:t>&lt;button class="</w:t>
-            </w:r>
-            <w:proofErr w:type="spellStart"/>
-            <w:r>
-              <w:rPr>
-                <w:rFonts w:ascii="Times New Roman" w:eastAsia="Courier New" w:hAnsi="Times New Roman" w:cs="Times New Roman"/>
-                <w:sz w:val="18"/>
-                <w:szCs w:val="18"/>
-              </w:rPr>
-              <w:t>btn</w:t>
-            </w:r>
-            <w:proofErr w:type="spellEnd"/>
-            <w:r>
-              <w:rPr>
-                <w:rFonts w:ascii="Times New Roman" w:eastAsia="Courier New" w:hAnsi="Times New Roman" w:cs="Times New Roman"/>
-                <w:sz w:val="18"/>
-                <w:szCs w:val="18"/>
-              </w:rPr>
-              <w:t xml:space="preserve"> </w:t>
-            </w:r>
-            <w:proofErr w:type="spellStart"/>
-            <w:r>
-              <w:rPr>
-                <w:rFonts w:ascii="Times New Roman" w:eastAsia="Courier New" w:hAnsi="Times New Roman" w:cs="Times New Roman"/>
-                <w:sz w:val="18"/>
-                <w:szCs w:val="18"/>
-              </w:rPr>
-              <w:t>btn</w:t>
-            </w:r>
-            <w:proofErr w:type="spellEnd"/>
-            <w:r>
-              <w:rPr>
-                <w:rFonts w:ascii="Times New Roman" w:eastAsia="Courier New" w:hAnsi="Times New Roman" w:cs="Times New Roman"/>
-                <w:sz w:val="18"/>
-                <w:szCs w:val="18"/>
-              </w:rPr>
-              <w:t>-danger"&gt;Danger&lt;/button&gt;</w:t>
-            </w:r>
-          </w:p>
-          <w:p>
-            <w:pPr>
-              <w:spacing w:line="252" w:lineRule="auto"/>
-              <w:rPr>
-                <w:rFonts w:ascii="Times New Roman" w:hAnsi="Times New Roman" w:cs="Times New Roman"/>
-              </w:rPr>
-            </w:pPr>
-            <w:r>
-              <w:rPr>
-                <w:rFonts w:ascii="Times New Roman" w:eastAsia="Courier New" w:hAnsi="Times New Roman" w:cs="Times New Roman"/>
-                <w:sz w:val="18"/>
-                <w:szCs w:val="18"/>
-              </w:rPr>
-              <w:t>&lt;button class="</w:t>
-            </w:r>
-            <w:proofErr w:type="spellStart"/>
-            <w:r>
-              <w:rPr>
-                <w:rFonts w:ascii="Times New Roman" w:eastAsia="Courier New" w:hAnsi="Times New Roman" w:cs="Times New Roman"/>
-                <w:sz w:val="18"/>
-                <w:szCs w:val="18"/>
-              </w:rPr>
-              <w:t>btn</w:t>
-            </w:r>
-            <w:proofErr w:type="spellEnd"/>
-            <w:r>
-              <w:rPr>
-                <w:rFonts w:ascii="Times New Roman" w:eastAsia="Courier New" w:hAnsi="Times New Roman" w:cs="Times New Roman"/>
-                <w:sz w:val="18"/>
-                <w:szCs w:val="18"/>
-              </w:rPr>
-              <w:t xml:space="preserve"> </w:t>
-            </w:r>
-            <w:proofErr w:type="spellStart"/>
-            <w:r>
-              <w:rPr>
-                <w:rFonts w:ascii="Times New Roman" w:eastAsia="Courier New" w:hAnsi="Times New Roman" w:cs="Times New Roman"/>
-                <w:sz w:val="18"/>
-                <w:szCs w:val="18"/>
-              </w:rPr>
-              <w:t>btn</w:t>
-            </w:r>
-            <w:proofErr w:type="spellEnd"/>
-            <w:r>
-              <w:rPr>
-                <w:rFonts w:ascii="Times New Roman" w:eastAsia="Courier New" w:hAnsi="Times New Roman" w:cs="Times New Roman"/>
-                <w:sz w:val="18"/>
-                <w:szCs w:val="18"/>
-              </w:rPr>
-              <w:t>-outline-primary"&gt;Outline&lt;/button&gt;</w:t>
-            </w:r>
-          </w:p>
-          <w:p>
-            <w:pPr>
-              <w:spacing w:line="252" w:lineRule="auto"/>
-              <w:rPr>
-                <w:rFonts w:ascii="Times New Roman" w:hAnsi="Times New Roman" w:cs="Times New Roman"/>
-              </w:rPr>
-            </w:pPr>
-            <w:r>
-              <w:rPr>
-                <w:rFonts w:ascii="Times New Roman" w:eastAsia="Courier New" w:hAnsi="Times New Roman" w:cs="Times New Roman"/>
-                <w:sz w:val="18"/>
-                <w:szCs w:val="18"/>
-              </w:rPr>
-              <w:t>&lt;button class="</w:t>
-            </w:r>
-            <w:proofErr w:type="spellStart"/>
-            <w:r>
-              <w:rPr>
-                <w:rFonts w:ascii="Times New Roman" w:eastAsia="Courier New" w:hAnsi="Times New Roman" w:cs="Times New Roman"/>
-                <w:sz w:val="18"/>
-                <w:szCs w:val="18"/>
-              </w:rPr>
-              <w:t>btn</w:t>
-            </w:r>
-            <w:proofErr w:type="spellEnd"/>
-            <w:r>
-              <w:rPr>
-                <w:rFonts w:ascii="Times New Roman" w:eastAsia="Courier New" w:hAnsi="Times New Roman" w:cs="Times New Roman"/>
-                <w:sz w:val="18"/>
-                <w:szCs w:val="18"/>
-              </w:rPr>
-              <w:t xml:space="preserve"> </w:t>
-            </w:r>
-            <w:proofErr w:type="spellStart"/>
-            <w:r>
-              <w:rPr>
-                <w:rFonts w:ascii="Times New Roman" w:eastAsia="Courier New" w:hAnsi="Times New Roman" w:cs="Times New Roman"/>
-                <w:sz w:val="18"/>
-                <w:szCs w:val="18"/>
-              </w:rPr>
-              <w:t>btn-sm</w:t>
-            </w:r>
-            <w:proofErr w:type="spellEnd"/>
-            <w:r>
-              <w:rPr>
-                <w:rFonts w:ascii="Times New Roman" w:eastAsia="Courier New" w:hAnsi="Times New Roman" w:cs="Times New Roman"/>
-                <w:sz w:val="18"/>
-                <w:szCs w:val="18"/>
-              </w:rPr>
-              <w:t xml:space="preserve"> </w:t>
-            </w:r>
-            <w:proofErr w:type="spellStart"/>
-            <w:r>
-              <w:rPr>
-                <w:rFonts w:ascii="Times New Roman" w:eastAsia="Courier New" w:hAnsi="Times New Roman" w:cs="Times New Roman"/>
-                <w:sz w:val="18"/>
-                <w:szCs w:val="18"/>
-              </w:rPr>
-              <w:t>btn</w:t>
-            </w:r>
-            <w:proofErr w:type="spellEnd"/>
-            <w:r>
-              <w:rPr>
-                <w:rFonts w:ascii="Times New Roman" w:eastAsia="Courier New" w:hAnsi="Times New Roman" w:cs="Times New Roman"/>
-                <w:sz w:val="18"/>
-                <w:szCs w:val="18"/>
-              </w:rPr>
-              <w:t>-warning"&gt;Small Warning&lt;/button&gt;</w:t>
-            </w:r>
-          </w:p>
-          <w:p>
-            <w:pPr>
-              <w:spacing w:line="252" w:lineRule="auto"/>
-              <w:rPr>
-                <w:rFonts w:ascii="Times New Roman" w:hAnsi="Times New Roman" w:cs="Times New Roman"/>
-              </w:rPr>
-            </w:pPr>
-            <w:r>
-              <w:rPr>
-                <w:rFonts w:ascii="Times New Roman" w:eastAsia="Courier New" w:hAnsi="Times New Roman" w:cs="Times New Roman"/>
-                <w:sz w:val="18"/>
-                <w:szCs w:val="18"/>
-              </w:rPr>
-              <w:t>&lt;button class="</w:t>
-            </w:r>
-            <w:proofErr w:type="spellStart"/>
-            <w:r>
-              <w:rPr>
-                <w:rFonts w:ascii="Times New Roman" w:eastAsia="Courier New" w:hAnsi="Times New Roman" w:cs="Times New Roman"/>
-                <w:sz w:val="18"/>
-                <w:szCs w:val="18"/>
-              </w:rPr>
-              <w:t>btn</w:t>
-            </w:r>
-            <w:proofErr w:type="spellEnd"/>
-            <w:r>
-              <w:rPr>
-                <w:rFonts w:ascii="Times New Roman" w:eastAsia="Courier New" w:hAnsi="Times New Roman" w:cs="Times New Roman"/>
-                <w:sz w:val="18"/>
-                <w:szCs w:val="18"/>
-              </w:rPr>
-              <w:t xml:space="preserve"> </w:t>
-            </w:r>
-            <w:proofErr w:type="spellStart"/>
-            <w:r>
-              <w:rPr>
-                <w:rFonts w:ascii="Times New Roman" w:eastAsia="Courier New" w:hAnsi="Times New Roman" w:cs="Times New Roman"/>
-                <w:sz w:val="18"/>
-                <w:szCs w:val="18"/>
-              </w:rPr>
-              <w:t>btn</w:t>
-            </w:r>
-            <w:proofErr w:type="spellEnd"/>
-            <w:r>
-              <w:rPr>
-                <w:rFonts w:ascii="Times New Roman" w:eastAsia="Courier New" w:hAnsi="Times New Roman" w:cs="Times New Roman"/>
-                <w:sz w:val="18"/>
-                <w:szCs w:val="18"/>
-              </w:rPr>
-              <w:t xml:space="preserve">-lg </w:t>
-            </w:r>
-            <w:proofErr w:type="spellStart"/>
-            <w:r>
-              <w:rPr>
-                <w:rFonts w:ascii="Times New Roman" w:eastAsia="Courier New" w:hAnsi="Times New Roman" w:cs="Times New Roman"/>
-                <w:sz w:val="18"/>
-                <w:szCs w:val="18"/>
-              </w:rPr>
-              <w:t>btn</w:t>
-            </w:r>
-            <w:proofErr w:type="spellEnd"/>
-            <w:r>
-              <w:rPr>
-                <w:rFonts w:ascii="Times New Roman" w:eastAsia="Courier New" w:hAnsi="Times New Roman" w:cs="Times New Roman"/>
-                <w:sz w:val="18"/>
-                <w:szCs w:val="18"/>
-              </w:rPr>
-              <w:t>-info"&gt;Large Info&lt;/button&gt;</w:t>
+              <w:t>&lt;button class="btn btn-primary"&gt;Primary&lt;/button&gt;</w:t>
+            </w:r>
+          </w:p>
+          <w:p>
+            <w:pPr>
+              <w:spacing w:line="252" w:lineRule="auto"/>
+              <w:rPr>
+                <w:rFonts w:ascii="Times New Roman" w:hAnsi="Times New Roman" w:cs="Times New Roman"/>
+              </w:rPr>
+            </w:pPr>
+            <w:r>
+              <w:rPr>
+                <w:rFonts w:ascii="Times New Roman" w:eastAsia="Courier New" w:hAnsi="Times New Roman" w:cs="Times New Roman"/>
+                <w:sz w:val="18"/>
+                <w:szCs w:val="18"/>
+              </w:rPr>
+              <w:t>&lt;button class="btn btn-secondary"&gt;Secondary&lt;/button&gt;</w:t>
+            </w:r>
+          </w:p>
+          <w:p>
+            <w:pPr>
+              <w:spacing w:line="252" w:lineRule="auto"/>
+              <w:rPr>
+                <w:rFonts w:ascii="Times New Roman" w:hAnsi="Times New Roman" w:cs="Times New Roman"/>
+              </w:rPr>
+            </w:pPr>
+            <w:r>
+              <w:rPr>
+                <w:rFonts w:ascii="Times New Roman" w:eastAsia="Courier New" w:hAnsi="Times New Roman" w:cs="Times New Roman"/>
+                <w:sz w:val="18"/>
+                <w:szCs w:val="18"/>
+              </w:rPr>
+              <w:t>&lt;button class="btn btn-success"&gt;Success&lt;/button&gt;</w:t>
+            </w:r>
+          </w:p>
+          <w:p>
+            <w:pPr>
+              <w:spacing w:line="252" w:lineRule="auto"/>
+              <w:rPr>
+                <w:rFonts w:ascii="Times New Roman" w:hAnsi="Times New Roman" w:cs="Times New Roman"/>
+              </w:rPr>
+            </w:pPr>
+            <w:r>
+              <w:rPr>
+                <w:rFonts w:ascii="Times New Roman" w:eastAsia="Courier New" w:hAnsi="Times New Roman" w:cs="Times New Roman"/>
+                <w:sz w:val="18"/>
+                <w:szCs w:val="18"/>
+              </w:rPr>
+              <w:t>&lt;button class="btn btn-danger"&gt;Danger&lt;/button&gt;</w:t>
+            </w:r>
+          </w:p>
+          <w:p>
+            <w:pPr>
+              <w:spacing w:line="252" w:lineRule="auto"/>
+              <w:rPr>
+                <w:rFonts w:ascii="Times New Roman" w:hAnsi="Times New Roman" w:cs="Times New Roman"/>
+              </w:rPr>
+            </w:pPr>
+            <w:r>
+              <w:rPr>
+                <w:rFonts w:ascii="Times New Roman" w:eastAsia="Courier New" w:hAnsi="Times New Roman" w:cs="Times New Roman"/>
+                <w:sz w:val="18"/>
+                <w:szCs w:val="18"/>
+              </w:rPr>
+              <w:t>&lt;button class="btn btn-outline-primary"&gt;Outline&lt;/button&gt;</w:t>
+            </w:r>
+          </w:p>
+          <w:p>
+            <w:pPr>
+              <w:spacing w:line="252" w:lineRule="auto"/>
+              <w:rPr>
+                <w:rFonts w:ascii="Times New Roman" w:hAnsi="Times New Roman" w:cs="Times New Roman"/>
+              </w:rPr>
+            </w:pPr>
+            <w:r>
+              <w:rPr>
+                <w:rFonts w:ascii="Times New Roman" w:eastAsia="Courier New" w:hAnsi="Times New Roman" w:cs="Times New Roman"/>
+                <w:sz w:val="18"/>
+                <w:szCs w:val="18"/>
+              </w:rPr>
+              <w:t>&lt;button class="btn btn-sm btn-warning"&gt;Small Warning&lt;/button&gt;</w:t>
+            </w:r>
+          </w:p>
+          <w:p>
+            <w:pPr>
+              <w:spacing w:line="252" w:lineRule="auto"/>
+              <w:rPr>
+                <w:rFonts w:ascii="Times New Roman" w:hAnsi="Times New Roman" w:cs="Times New Roman"/>
+              </w:rPr>
+            </w:pPr>
+            <w:r>
+              <w:rPr>
+                <w:rFonts w:ascii="Times New Roman" w:eastAsia="Courier New" w:hAnsi="Times New Roman" w:cs="Times New Roman"/>
+                <w:sz w:val="18"/>
+                <w:szCs w:val="18"/>
+              </w:rPr>
+              <w:t>&lt;button class="btn btn-lg btn-info"&gt;Large Info&lt;/button&gt;</w:t>
             </w:r>
           </w:p>
         </w:tc>
@@ -1552,21 +1106,7 @@
         <w:rPr>
           <w:rFonts w:ascii="Times New Roman" w:hAnsi="Times New Roman" w:cs="Times New Roman"/>
         </w:rPr>
-        <w:t xml:space="preserve">Alerts display contextual feedback messages to the user. They are styled using the alert class and a </w:t>
-      </w:r>
-      <w:proofErr w:type="spellStart"/>
-      <w:r>
-        <w:rPr>
-          <w:rFonts w:ascii="Times New Roman" w:hAnsi="Times New Roman" w:cs="Times New Roman"/>
-        </w:rPr>
-        <w:t>colour</w:t>
-      </w:r>
-      <w:proofErr w:type="spellEnd"/>
-      <w:r>
-        <w:rPr>
-          <w:rFonts w:ascii="Times New Roman" w:hAnsi="Times New Roman" w:cs="Times New Roman"/>
-        </w:rPr>
-        <w:t xml:space="preserve"> modifier class:</w:t>
+        <w:t>Alerts display contextual feedback messages to the user. They are styled using the alert class and a colour modifier class:</w:t>
       </w:r>
     </w:p>
     <w:p>
@@ -1899,25 +1439,7 @@
                 <w:sz w:val="18"/>
                 <w:szCs w:val="18"/>
               </w:rPr>
-              <w:t xml:space="preserve">  &lt;div class="card-header </w:t>
-            </w:r>
-            <w:proofErr w:type="spellStart"/>
-            <w:r>
-              <w:rPr>
-                <w:rFonts w:ascii="Times New Roman" w:eastAsia="Courier New" w:hAnsi="Times New Roman" w:cs="Times New Roman"/>
-                <w:sz w:val="18"/>
-                <w:szCs w:val="18"/>
-              </w:rPr>
-              <w:t>bg</w:t>
-            </w:r>
-            <w:proofErr w:type="spellEnd"/>
-            <w:r>
-              <w:rPr>
-                <w:rFonts w:ascii="Times New Roman" w:eastAsia="Courier New" w:hAnsi="Times New Roman" w:cs="Times New Roman"/>
-                <w:sz w:val="18"/>
-                <w:szCs w:val="18"/>
-              </w:rPr>
-              <w:t>-primary text-white"&gt;</w:t>
+              <w:t xml:space="preserve">  &lt;div class="card-header bg-primary text-white"&gt;</w:t>
             </w:r>
           </w:p>
           <w:p>
@@ -1997,113 +1519,23 @@
                 <w:sz w:val="18"/>
                 <w:szCs w:val="18"/>
               </w:rPr>
-              <w:t xml:space="preserve">    &lt;p class="card-text"&gt;Some content for this </w:t>
-            </w:r>
-            <w:proofErr w:type="gramStart"/>
-            <w:r>
-              <w:rPr>
-                <w:rFonts w:ascii="Times New Roman" w:eastAsia="Courier New" w:hAnsi="Times New Roman" w:cs="Times New Roman"/>
-                <w:sz w:val="18"/>
-                <w:szCs w:val="18"/>
-              </w:rPr>
-              <w:t>card.&lt;</w:t>
-            </w:r>
-            <w:proofErr w:type="gramEnd"/>
-            <w:r>
-              <w:rPr>
-                <w:rFonts w:ascii="Times New Roman" w:eastAsia="Courier New" w:hAnsi="Times New Roman" w:cs="Times New Roman"/>
-                <w:sz w:val="18"/>
-                <w:szCs w:val="18"/>
-              </w:rPr>
-              <w:t>/p&gt;</w:t>
-            </w:r>
-          </w:p>
-          <w:p>
-            <w:pPr>
-              <w:spacing w:line="252" w:lineRule="auto"/>
-              <w:rPr>
-                <w:rFonts w:ascii="Times New Roman" w:hAnsi="Times New Roman" w:cs="Times New Roman"/>
-              </w:rPr>
-            </w:pPr>
-            <w:r>
-              <w:rPr>
-                <w:rFonts w:ascii="Times New Roman" w:eastAsia="Courier New" w:hAnsi="Times New Roman" w:cs="Times New Roman"/>
-                <w:sz w:val="18"/>
-                <w:szCs w:val="18"/>
-              </w:rPr>
-              <w:t xml:space="preserve">    &lt;a </w:t>
-            </w:r>
-            <w:proofErr w:type="spellStart"/>
-            <w:r>
-              <w:rPr>
-                <w:rFonts w:ascii="Times New Roman" w:eastAsia="Courier New" w:hAnsi="Times New Roman" w:cs="Times New Roman"/>
-                <w:sz w:val="18"/>
-                <w:szCs w:val="18"/>
-              </w:rPr>
-              <w:t>href</w:t>
-            </w:r>
-            <w:proofErr w:type="spellEnd"/>
-            <w:r>
-              <w:rPr>
-                <w:rFonts w:ascii="Times New Roman" w:eastAsia="Courier New" w:hAnsi="Times New Roman" w:cs="Times New Roman"/>
-                <w:sz w:val="18"/>
-                <w:szCs w:val="18"/>
-              </w:rPr>
-              <w:t>="#" class="</w:t>
-            </w:r>
-            <w:proofErr w:type="spellStart"/>
-            <w:r>
-              <w:rPr>
-                <w:rFonts w:ascii="Times New Roman" w:eastAsia="Courier New" w:hAnsi="Times New Roman" w:cs="Times New Roman"/>
-                <w:sz w:val="18"/>
-                <w:szCs w:val="18"/>
-              </w:rPr>
-              <w:t>btn</w:t>
-            </w:r>
-            <w:proofErr w:type="spellEnd"/>
-            <w:r>
-              <w:rPr>
-                <w:rFonts w:ascii="Times New Roman" w:eastAsia="Courier New" w:hAnsi="Times New Roman" w:cs="Times New Roman"/>
-                <w:sz w:val="18"/>
-                <w:szCs w:val="18"/>
-              </w:rPr>
-              <w:t xml:space="preserve"> </w:t>
-            </w:r>
-            <w:proofErr w:type="spellStart"/>
-            <w:r>
-              <w:rPr>
-                <w:rFonts w:ascii="Times New Roman" w:eastAsia="Courier New" w:hAnsi="Times New Roman" w:cs="Times New Roman"/>
-                <w:sz w:val="18"/>
-                <w:szCs w:val="18"/>
-              </w:rPr>
-              <w:t>btn</w:t>
-            </w:r>
-            <w:proofErr w:type="spellEnd"/>
-            <w:r>
-              <w:rPr>
-                <w:rFonts w:ascii="Times New Roman" w:eastAsia="Courier New" w:hAnsi="Times New Roman" w:cs="Times New Roman"/>
-                <w:sz w:val="18"/>
-                <w:szCs w:val="18"/>
-              </w:rPr>
-              <w:t xml:space="preserve">-primary </w:t>
-            </w:r>
-            <w:proofErr w:type="spellStart"/>
-            <w:r>
-              <w:rPr>
-                <w:rFonts w:ascii="Times New Roman" w:eastAsia="Courier New" w:hAnsi="Times New Roman" w:cs="Times New Roman"/>
-                <w:sz w:val="18"/>
-                <w:szCs w:val="18"/>
-              </w:rPr>
-              <w:t>btn-sm</w:t>
-            </w:r>
-            <w:proofErr w:type="spellEnd"/>
-            <w:r>
-              <w:rPr>
-                <w:rFonts w:ascii="Times New Roman" w:eastAsia="Courier New" w:hAnsi="Times New Roman" w:cs="Times New Roman"/>
-                <w:sz w:val="18"/>
-                <w:szCs w:val="18"/>
-              </w:rPr>
-              <w:t>"&gt;Learn More&lt;/a&gt;</w:t>
+              <w:t xml:space="preserve">    &lt;p class="card-text"&gt;Some content for this card.&lt;/p&gt;</w:t>
+            </w:r>
+          </w:p>
+          <w:p>
+            <w:pPr>
+              <w:spacing w:line="252" w:lineRule="auto"/>
+              <w:rPr>
+                <w:rFonts w:ascii="Times New Roman" w:hAnsi="Times New Roman" w:cs="Times New Roman"/>
+              </w:rPr>
+            </w:pPr>
+            <w:r>
+              <w:rPr>
+                <w:rFonts w:ascii="Times New Roman" w:eastAsia="Courier New" w:hAnsi="Times New Roman" w:cs="Times New Roman"/>
+                <w:sz w:val="18"/>
+                <w:szCs w:val="18"/>
+              </w:rPr>
+              <w:t xml:space="preserve">    &lt;a href="#" class="btn btn-primary btn-sm"&gt;Learn More&lt;/a&gt;</w:t>
             </w:r>
           </w:p>
           <w:p>
@@ -2172,19 +1604,11 @@
           <w:rFonts w:ascii="Times New Roman" w:hAnsi="Times New Roman" w:cs="Times New Roman"/>
         </w:rPr>
       </w:pPr>
-      <w:proofErr w:type="spellStart"/>
       <w:r>
         <w:rPr>
           <w:rFonts w:ascii="Times New Roman" w:hAnsi="Times New Roman" w:cs="Times New Roman"/>
         </w:rPr>
-        <w:t>Modals</w:t>
-      </w:r>
-      <w:proofErr w:type="spellEnd"/>
-      <w:r>
-        <w:rPr>
-          <w:rFonts w:ascii="Times New Roman" w:hAnsi="Times New Roman" w:cs="Times New Roman"/>
-        </w:rPr>
-        <w:t xml:space="preserve"> are dialog boxes that overlay the page. Bootstrap modals require no custom JavaScript — they are triggered using data attributes on the button element:</w:t>
+        <w:t>Modals are dialog boxes that overlay the page. Bootstrap modals require no custom JavaScript they are triggered using data attributes on the button element:</w:t>
       </w:r>
     </w:p>
     <w:p>
@@ -2216,75 +1640,29 @@
                 <w:rFonts w:ascii="Times New Roman" w:hAnsi="Times New Roman" w:cs="Times New Roman"/>
               </w:rPr>
             </w:pPr>
-            <w:proofErr w:type="gramStart"/>
-            <w:r>
-              <w:rPr>
-                <w:rFonts w:ascii="Times New Roman" w:eastAsia="Courier New" w:hAnsi="Times New Roman" w:cs="Times New Roman"/>
-                <w:sz w:val="18"/>
-                <w:szCs w:val="18"/>
-              </w:rPr>
-              <w:t>&lt;!--</w:t>
-            </w:r>
-            <w:proofErr w:type="gramEnd"/>
-            <w:r>
-              <w:rPr>
-                <w:rFonts w:ascii="Times New Roman" w:eastAsia="Courier New" w:hAnsi="Times New Roman" w:cs="Times New Roman"/>
-                <w:sz w:val="18"/>
-                <w:szCs w:val="18"/>
-              </w:rPr>
-              <w:t xml:space="preserve"> Trigger button --&gt;</w:t>
-            </w:r>
-          </w:p>
-          <w:p>
-            <w:pPr>
-              <w:spacing w:line="252" w:lineRule="auto"/>
-              <w:rPr>
-                <w:rFonts w:ascii="Times New Roman" w:hAnsi="Times New Roman" w:cs="Times New Roman"/>
-              </w:rPr>
-            </w:pPr>
-            <w:r>
-              <w:rPr>
-                <w:rFonts w:ascii="Times New Roman" w:eastAsia="Courier New" w:hAnsi="Times New Roman" w:cs="Times New Roman"/>
-                <w:sz w:val="18"/>
-                <w:szCs w:val="18"/>
-              </w:rPr>
-              <w:t>&lt;button class="</w:t>
-            </w:r>
-            <w:proofErr w:type="spellStart"/>
-            <w:r>
-              <w:rPr>
-                <w:rFonts w:ascii="Times New Roman" w:eastAsia="Courier New" w:hAnsi="Times New Roman" w:cs="Times New Roman"/>
-                <w:sz w:val="18"/>
-                <w:szCs w:val="18"/>
-              </w:rPr>
-              <w:t>btn</w:t>
-            </w:r>
-            <w:proofErr w:type="spellEnd"/>
-            <w:r>
-              <w:rPr>
-                <w:rFonts w:ascii="Times New Roman" w:eastAsia="Courier New" w:hAnsi="Times New Roman" w:cs="Times New Roman"/>
-                <w:sz w:val="18"/>
-                <w:szCs w:val="18"/>
-              </w:rPr>
-              <w:t xml:space="preserve"> </w:t>
-            </w:r>
-            <w:proofErr w:type="spellStart"/>
-            <w:r>
-              <w:rPr>
-                <w:rFonts w:ascii="Times New Roman" w:eastAsia="Courier New" w:hAnsi="Times New Roman" w:cs="Times New Roman"/>
-                <w:sz w:val="18"/>
-                <w:szCs w:val="18"/>
-              </w:rPr>
-              <w:t>btn</w:t>
-            </w:r>
-            <w:proofErr w:type="spellEnd"/>
-            <w:r>
-              <w:rPr>
-                <w:rFonts w:ascii="Times New Roman" w:eastAsia="Courier New" w:hAnsi="Times New Roman" w:cs="Times New Roman"/>
-                <w:sz w:val="18"/>
-                <w:szCs w:val="18"/>
-              </w:rPr>
-              <w:t>-primary"</w:t>
+            <w:r>
+              <w:rPr>
+                <w:rFonts w:ascii="Times New Roman" w:eastAsia="Courier New" w:hAnsi="Times New Roman" w:cs="Times New Roman"/>
+                <w:sz w:val="18"/>
+                <w:szCs w:val="18"/>
+              </w:rPr>
+              <w:t>&lt;!-- Trigger button --&gt;</w:t>
+            </w:r>
+          </w:p>
+          <w:p>
+            <w:pPr>
+              <w:spacing w:line="252" w:lineRule="auto"/>
+              <w:rPr>
+                <w:rFonts w:ascii="Times New Roman" w:hAnsi="Times New Roman" w:cs="Times New Roman"/>
+              </w:rPr>
+            </w:pPr>
+            <w:r>
+              <w:rPr>
+                <w:rFonts w:ascii="Times New Roman" w:eastAsia="Courier New" w:hAnsi="Times New Roman" w:cs="Times New Roman"/>
+                <w:sz w:val="18"/>
+                <w:szCs w:val="18"/>
+              </w:rPr>
+              <w:t>&lt;button class="btn btn-primary"</w:t>
             </w:r>
           </w:p>
           <w:p>
@@ -2316,25 +1694,7 @@
                 <w:sz w:val="18"/>
                 <w:szCs w:val="18"/>
               </w:rPr>
-              <w:t xml:space="preserve">  data-bs-target="#</w:t>
-            </w:r>
-            <w:proofErr w:type="spellStart"/>
-            <w:r>
-              <w:rPr>
-                <w:rFonts w:ascii="Times New Roman" w:eastAsia="Courier New" w:hAnsi="Times New Roman" w:cs="Times New Roman"/>
-                <w:sz w:val="18"/>
-                <w:szCs w:val="18"/>
-              </w:rPr>
-              <w:t>myModal</w:t>
-            </w:r>
-            <w:proofErr w:type="spellEnd"/>
-            <w:r>
-              <w:rPr>
-                <w:rFonts w:ascii="Times New Roman" w:eastAsia="Courier New" w:hAnsi="Times New Roman" w:cs="Times New Roman"/>
-                <w:sz w:val="18"/>
-                <w:szCs w:val="18"/>
-              </w:rPr>
-              <w:t>"&gt;</w:t>
+              <w:t xml:space="preserve">  data-bs-target="#myModal"&gt;</w:t>
             </w:r>
           </w:p>
           <w:p>
@@ -2385,75 +1745,29 @@
                 <w:rFonts w:ascii="Times New Roman" w:hAnsi="Times New Roman" w:cs="Times New Roman"/>
               </w:rPr>
             </w:pPr>
-            <w:proofErr w:type="gramStart"/>
-            <w:r>
-              <w:rPr>
-                <w:rFonts w:ascii="Times New Roman" w:eastAsia="Courier New" w:hAnsi="Times New Roman" w:cs="Times New Roman"/>
-                <w:sz w:val="18"/>
-                <w:szCs w:val="18"/>
-              </w:rPr>
-              <w:t>&lt;!--</w:t>
-            </w:r>
-            <w:proofErr w:type="gramEnd"/>
-            <w:r>
-              <w:rPr>
-                <w:rFonts w:ascii="Times New Roman" w:eastAsia="Courier New" w:hAnsi="Times New Roman" w:cs="Times New Roman"/>
-                <w:sz w:val="18"/>
-                <w:szCs w:val="18"/>
-              </w:rPr>
-              <w:t xml:space="preserve"> Modal markup --&gt;</w:t>
-            </w:r>
-          </w:p>
-          <w:p>
-            <w:pPr>
-              <w:spacing w:line="252" w:lineRule="auto"/>
-              <w:rPr>
-                <w:rFonts w:ascii="Times New Roman" w:hAnsi="Times New Roman" w:cs="Times New Roman"/>
-              </w:rPr>
-            </w:pPr>
-            <w:r>
-              <w:rPr>
-                <w:rFonts w:ascii="Times New Roman" w:eastAsia="Courier New" w:hAnsi="Times New Roman" w:cs="Times New Roman"/>
-                <w:sz w:val="18"/>
-                <w:szCs w:val="18"/>
-              </w:rPr>
-              <w:t>&lt;div class="modal fade" id="</w:t>
-            </w:r>
-            <w:proofErr w:type="spellStart"/>
-            <w:r>
-              <w:rPr>
-                <w:rFonts w:ascii="Times New Roman" w:eastAsia="Courier New" w:hAnsi="Times New Roman" w:cs="Times New Roman"/>
-                <w:sz w:val="18"/>
-                <w:szCs w:val="18"/>
-              </w:rPr>
-              <w:t>myModal</w:t>
-            </w:r>
-            <w:proofErr w:type="spellEnd"/>
-            <w:r>
-              <w:rPr>
-                <w:rFonts w:ascii="Times New Roman" w:eastAsia="Courier New" w:hAnsi="Times New Roman" w:cs="Times New Roman"/>
-                <w:sz w:val="18"/>
-                <w:szCs w:val="18"/>
-              </w:rPr>
-              <w:t xml:space="preserve">" </w:t>
-            </w:r>
-            <w:proofErr w:type="spellStart"/>
-            <w:r>
-              <w:rPr>
-                <w:rFonts w:ascii="Times New Roman" w:eastAsia="Courier New" w:hAnsi="Times New Roman" w:cs="Times New Roman"/>
-                <w:sz w:val="18"/>
-                <w:szCs w:val="18"/>
-              </w:rPr>
-              <w:t>tabindex</w:t>
-            </w:r>
-            <w:proofErr w:type="spellEnd"/>
-            <w:r>
-              <w:rPr>
-                <w:rFonts w:ascii="Times New Roman" w:eastAsia="Courier New" w:hAnsi="Times New Roman" w:cs="Times New Roman"/>
-                <w:sz w:val="18"/>
-                <w:szCs w:val="18"/>
-              </w:rPr>
-              <w:t>="-1"&gt;</w:t>
+            <w:r>
+              <w:rPr>
+                <w:rFonts w:ascii="Times New Roman" w:eastAsia="Courier New" w:hAnsi="Times New Roman" w:cs="Times New Roman"/>
+                <w:sz w:val="18"/>
+                <w:szCs w:val="18"/>
+              </w:rPr>
+              <w:t>&lt;!-- Modal markup --&gt;</w:t>
+            </w:r>
+          </w:p>
+          <w:p>
+            <w:pPr>
+              <w:spacing w:line="252" w:lineRule="auto"/>
+              <w:rPr>
+                <w:rFonts w:ascii="Times New Roman" w:hAnsi="Times New Roman" w:cs="Times New Roman"/>
+              </w:rPr>
+            </w:pPr>
+            <w:r>
+              <w:rPr>
+                <w:rFonts w:ascii="Times New Roman" w:eastAsia="Courier New" w:hAnsi="Times New Roman" w:cs="Times New Roman"/>
+                <w:sz w:val="18"/>
+                <w:szCs w:val="18"/>
+              </w:rPr>
+              <w:t>&lt;div class="modal fade" id="myModal" tabindex="-1"&gt;</w:t>
             </w:r>
           </w:p>
           <w:p>
@@ -2533,25 +1847,7 @@
                 <w:sz w:val="18"/>
                 <w:szCs w:val="18"/>
               </w:rPr>
-              <w:t xml:space="preserve">        &lt;button class="</w:t>
-            </w:r>
-            <w:proofErr w:type="spellStart"/>
-            <w:r>
-              <w:rPr>
-                <w:rFonts w:ascii="Times New Roman" w:eastAsia="Courier New" w:hAnsi="Times New Roman" w:cs="Times New Roman"/>
-                <w:sz w:val="18"/>
-                <w:szCs w:val="18"/>
-              </w:rPr>
-              <w:t>btn</w:t>
-            </w:r>
-            <w:proofErr w:type="spellEnd"/>
-            <w:r>
-              <w:rPr>
-                <w:rFonts w:ascii="Times New Roman" w:eastAsia="Courier New" w:hAnsi="Times New Roman" w:cs="Times New Roman"/>
-                <w:sz w:val="18"/>
-                <w:szCs w:val="18"/>
-              </w:rPr>
-              <w:t>-close" data-bs-dismiss="modal"&gt;&lt;/button&gt;</w:t>
+              <w:t xml:space="preserve">        &lt;button class="btn-close" data-bs-dismiss="modal"&gt;&lt;/button&gt;</w:t>
             </w:r>
           </w:p>
           <w:p>
@@ -2647,43 +1943,7 @@
                 <w:sz w:val="18"/>
                 <w:szCs w:val="18"/>
               </w:rPr>
-              <w:t xml:space="preserve">        &lt;button class="</w:t>
-            </w:r>
-            <w:proofErr w:type="spellStart"/>
-            <w:r>
-              <w:rPr>
-                <w:rFonts w:ascii="Times New Roman" w:eastAsia="Courier New" w:hAnsi="Times New Roman" w:cs="Times New Roman"/>
-                <w:sz w:val="18"/>
-                <w:szCs w:val="18"/>
-              </w:rPr>
-              <w:t>btn</w:t>
-            </w:r>
-            <w:proofErr w:type="spellEnd"/>
-            <w:r>
-              <w:rPr>
-                <w:rFonts w:ascii="Times New Roman" w:eastAsia="Courier New" w:hAnsi="Times New Roman" w:cs="Times New Roman"/>
-                <w:sz w:val="18"/>
-                <w:szCs w:val="18"/>
-              </w:rPr>
-              <w:t xml:space="preserve"> </w:t>
-            </w:r>
-            <w:proofErr w:type="spellStart"/>
-            <w:r>
-              <w:rPr>
-                <w:rFonts w:ascii="Times New Roman" w:eastAsia="Courier New" w:hAnsi="Times New Roman" w:cs="Times New Roman"/>
-                <w:sz w:val="18"/>
-                <w:szCs w:val="18"/>
-              </w:rPr>
-              <w:t>btn</w:t>
-            </w:r>
-            <w:proofErr w:type="spellEnd"/>
-            <w:r>
-              <w:rPr>
-                <w:rFonts w:ascii="Times New Roman" w:eastAsia="Courier New" w:hAnsi="Times New Roman" w:cs="Times New Roman"/>
-                <w:sz w:val="18"/>
-                <w:szCs w:val="18"/>
-              </w:rPr>
-              <w:t>-secondary"</w:t>
+              <w:t xml:space="preserve">        &lt;button class="btn btn-secondary"</w:t>
             </w:r>
           </w:p>
           <w:p>
@@ -2836,193 +2096,101 @@
                 <w:rFonts w:ascii="Times New Roman" w:hAnsi="Times New Roman" w:cs="Times New Roman"/>
               </w:rPr>
             </w:pPr>
-            <w:proofErr w:type="gramStart"/>
-            <w:r>
-              <w:rPr>
-                <w:rFonts w:ascii="Times New Roman" w:eastAsia="Courier New" w:hAnsi="Times New Roman" w:cs="Times New Roman"/>
-                <w:sz w:val="18"/>
-                <w:szCs w:val="18"/>
-              </w:rPr>
-              <w:t>&lt;!--</w:t>
-            </w:r>
-            <w:proofErr w:type="gramEnd"/>
-            <w:r>
-              <w:rPr>
-                <w:rFonts w:ascii="Times New Roman" w:eastAsia="Courier New" w:hAnsi="Times New Roman" w:cs="Times New Roman"/>
-                <w:sz w:val="18"/>
-                <w:szCs w:val="18"/>
-              </w:rPr>
-              <w:t xml:space="preserve"> Badges --&gt;</w:t>
-            </w:r>
-          </w:p>
-          <w:p>
-            <w:pPr>
-              <w:spacing w:line="252" w:lineRule="auto"/>
-              <w:rPr>
-                <w:rFonts w:ascii="Times New Roman" w:hAnsi="Times New Roman" w:cs="Times New Roman"/>
-              </w:rPr>
-            </w:pPr>
-            <w:r>
-              <w:rPr>
-                <w:rFonts w:ascii="Times New Roman" w:eastAsia="Courier New" w:hAnsi="Times New Roman" w:cs="Times New Roman"/>
-                <w:sz w:val="18"/>
-                <w:szCs w:val="18"/>
-              </w:rPr>
-              <w:t xml:space="preserve">&lt;span class="badge </w:t>
-            </w:r>
-            <w:proofErr w:type="spellStart"/>
-            <w:r>
-              <w:rPr>
-                <w:rFonts w:ascii="Times New Roman" w:eastAsia="Courier New" w:hAnsi="Times New Roman" w:cs="Times New Roman"/>
-                <w:sz w:val="18"/>
-                <w:szCs w:val="18"/>
-              </w:rPr>
-              <w:t>bg</w:t>
-            </w:r>
-            <w:proofErr w:type="spellEnd"/>
-            <w:r>
-              <w:rPr>
-                <w:rFonts w:ascii="Times New Roman" w:eastAsia="Courier New" w:hAnsi="Times New Roman" w:cs="Times New Roman"/>
-                <w:sz w:val="18"/>
-                <w:szCs w:val="18"/>
-              </w:rPr>
-              <w:t>-primary"&gt;HTML&lt;/span&gt;</w:t>
-            </w:r>
-          </w:p>
-          <w:p>
-            <w:pPr>
-              <w:spacing w:line="252" w:lineRule="auto"/>
-              <w:rPr>
-                <w:rFonts w:ascii="Times New Roman" w:hAnsi="Times New Roman" w:cs="Times New Roman"/>
-              </w:rPr>
-            </w:pPr>
-            <w:r>
-              <w:rPr>
-                <w:rFonts w:ascii="Times New Roman" w:eastAsia="Courier New" w:hAnsi="Times New Roman" w:cs="Times New Roman"/>
-                <w:sz w:val="18"/>
-                <w:szCs w:val="18"/>
-              </w:rPr>
-              <w:t xml:space="preserve">&lt;span class="badge </w:t>
-            </w:r>
-            <w:proofErr w:type="spellStart"/>
-            <w:r>
-              <w:rPr>
-                <w:rFonts w:ascii="Times New Roman" w:eastAsia="Courier New" w:hAnsi="Times New Roman" w:cs="Times New Roman"/>
-                <w:sz w:val="18"/>
-                <w:szCs w:val="18"/>
-              </w:rPr>
-              <w:t>bg</w:t>
-            </w:r>
-            <w:proofErr w:type="spellEnd"/>
-            <w:r>
-              <w:rPr>
-                <w:rFonts w:ascii="Times New Roman" w:eastAsia="Courier New" w:hAnsi="Times New Roman" w:cs="Times New Roman"/>
-                <w:sz w:val="18"/>
-                <w:szCs w:val="18"/>
-              </w:rPr>
-              <w:t>-success"&gt;CSS&lt;/span&gt;</w:t>
-            </w:r>
-          </w:p>
-          <w:p>
-            <w:pPr>
-              <w:spacing w:line="252" w:lineRule="auto"/>
-              <w:rPr>
-                <w:rFonts w:ascii="Times New Roman" w:hAnsi="Times New Roman" w:cs="Times New Roman"/>
-              </w:rPr>
-            </w:pPr>
-            <w:r>
-              <w:rPr>
-                <w:rFonts w:ascii="Times New Roman" w:eastAsia="Courier New" w:hAnsi="Times New Roman" w:cs="Times New Roman"/>
-                <w:sz w:val="18"/>
-                <w:szCs w:val="18"/>
-              </w:rPr>
-              <w:t xml:space="preserve">&lt;span class="badge </w:t>
-            </w:r>
-            <w:proofErr w:type="spellStart"/>
-            <w:r>
-              <w:rPr>
-                <w:rFonts w:ascii="Times New Roman" w:eastAsia="Courier New" w:hAnsi="Times New Roman" w:cs="Times New Roman"/>
-                <w:sz w:val="18"/>
-                <w:szCs w:val="18"/>
-              </w:rPr>
-              <w:t>bg</w:t>
-            </w:r>
-            <w:proofErr w:type="spellEnd"/>
-            <w:r>
-              <w:rPr>
-                <w:rFonts w:ascii="Times New Roman" w:eastAsia="Courier New" w:hAnsi="Times New Roman" w:cs="Times New Roman"/>
-                <w:sz w:val="18"/>
-                <w:szCs w:val="18"/>
-              </w:rPr>
-              <w:t>-warning text-dark"&gt;Bootstrap&lt;/span&gt;</w:t>
-            </w:r>
-          </w:p>
-          <w:p>
-            <w:pPr>
-              <w:spacing w:line="252" w:lineRule="auto"/>
-              <w:rPr>
-                <w:rFonts w:ascii="Times New Roman" w:hAnsi="Times New Roman" w:cs="Times New Roman"/>
-              </w:rPr>
-            </w:pPr>
-            <w:r>
-              <w:rPr>
-                <w:rFonts w:ascii="Times New Roman" w:eastAsia="Courier New" w:hAnsi="Times New Roman" w:cs="Times New Roman"/>
-                <w:sz w:val="18"/>
-                <w:szCs w:val="18"/>
-              </w:rPr>
-              <w:t xml:space="preserve">&lt;span class="badge </w:t>
-            </w:r>
-            <w:proofErr w:type="spellStart"/>
-            <w:r>
-              <w:rPr>
-                <w:rFonts w:ascii="Times New Roman" w:eastAsia="Courier New" w:hAnsi="Times New Roman" w:cs="Times New Roman"/>
-                <w:sz w:val="18"/>
-                <w:szCs w:val="18"/>
-              </w:rPr>
-              <w:t>bg</w:t>
-            </w:r>
-            <w:proofErr w:type="spellEnd"/>
-            <w:r>
-              <w:rPr>
-                <w:rFonts w:ascii="Times New Roman" w:eastAsia="Courier New" w:hAnsi="Times New Roman" w:cs="Times New Roman"/>
-                <w:sz w:val="18"/>
-                <w:szCs w:val="18"/>
-              </w:rPr>
-              <w:t>-info text-dark"&gt;JavaScript&lt;/span&gt;</w:t>
-            </w:r>
-          </w:p>
-          <w:p>
-            <w:pPr>
-              <w:spacing w:line="252" w:lineRule="auto"/>
-              <w:rPr>
-                <w:rFonts w:ascii="Times New Roman" w:hAnsi="Times New Roman" w:cs="Times New Roman"/>
-              </w:rPr>
-            </w:pPr>
-          </w:p>
-          <w:p>
-            <w:pPr>
-              <w:spacing w:line="252" w:lineRule="auto"/>
-              <w:rPr>
-                <w:rFonts w:ascii="Times New Roman" w:hAnsi="Times New Roman" w:cs="Times New Roman"/>
-              </w:rPr>
-            </w:pPr>
-            <w:proofErr w:type="gramStart"/>
-            <w:r>
-              <w:rPr>
-                <w:rFonts w:ascii="Times New Roman" w:eastAsia="Courier New" w:hAnsi="Times New Roman" w:cs="Times New Roman"/>
-                <w:sz w:val="18"/>
-                <w:szCs w:val="18"/>
-              </w:rPr>
-              <w:t>&lt;!--</w:t>
-            </w:r>
-            <w:proofErr w:type="gramEnd"/>
-            <w:r>
-              <w:rPr>
-                <w:rFonts w:ascii="Times New Roman" w:eastAsia="Courier New" w:hAnsi="Times New Roman" w:cs="Times New Roman"/>
-                <w:sz w:val="18"/>
-                <w:szCs w:val="18"/>
-              </w:rPr>
-              <w:t xml:space="preserve"> Progress Bars --&gt;</w:t>
+            <w:r>
+              <w:rPr>
+                <w:rFonts w:ascii="Times New Roman" w:eastAsia="Courier New" w:hAnsi="Times New Roman" w:cs="Times New Roman"/>
+                <w:sz w:val="18"/>
+                <w:szCs w:val="18"/>
+              </w:rPr>
+              <w:t>&lt;!-- Badges --&gt;</w:t>
+            </w:r>
+          </w:p>
+          <w:p>
+            <w:pPr>
+              <w:spacing w:line="252" w:lineRule="auto"/>
+              <w:rPr>
+                <w:rFonts w:ascii="Times New Roman" w:hAnsi="Times New Roman" w:cs="Times New Roman"/>
+              </w:rPr>
+            </w:pPr>
+            <w:r>
+              <w:rPr>
+                <w:rFonts w:ascii="Times New Roman" w:eastAsia="Courier New" w:hAnsi="Times New Roman" w:cs="Times New Roman"/>
+                <w:sz w:val="18"/>
+                <w:szCs w:val="18"/>
+              </w:rPr>
+              <w:t>&lt;span class="badge bg-primary"&gt;HTML&lt;/span&gt;</w:t>
+            </w:r>
+          </w:p>
+          <w:p>
+            <w:pPr>
+              <w:spacing w:line="252" w:lineRule="auto"/>
+              <w:rPr>
+                <w:rFonts w:ascii="Times New Roman" w:hAnsi="Times New Roman" w:cs="Times New Roman"/>
+              </w:rPr>
+            </w:pPr>
+            <w:r>
+              <w:rPr>
+                <w:rFonts w:ascii="Times New Roman" w:eastAsia="Courier New" w:hAnsi="Times New Roman" w:cs="Times New Roman"/>
+                <w:sz w:val="18"/>
+                <w:szCs w:val="18"/>
+              </w:rPr>
+              <w:t>&lt;span class="badge bg-success"&gt;CSS&lt;/span&gt;</w:t>
+            </w:r>
+          </w:p>
+          <w:p>
+            <w:pPr>
+              <w:spacing w:line="252" w:lineRule="auto"/>
+              <w:rPr>
+                <w:rFonts w:ascii="Times New Roman" w:hAnsi="Times New Roman" w:cs="Times New Roman"/>
+              </w:rPr>
+            </w:pPr>
+            <w:r>
+              <w:rPr>
+                <w:rFonts w:ascii="Times New Roman" w:eastAsia="Courier New" w:hAnsi="Times New Roman" w:cs="Times New Roman"/>
+                <w:sz w:val="18"/>
+                <w:szCs w:val="18"/>
+              </w:rPr>
+              <w:t>&lt;span class="badge bg-warning text-dark"&gt;Bootstrap&lt;/span&gt;</w:t>
+            </w:r>
+          </w:p>
+          <w:p>
+            <w:pPr>
+              <w:spacing w:line="252" w:lineRule="auto"/>
+              <w:rPr>
+                <w:rFonts w:ascii="Times New Roman" w:hAnsi="Times New Roman" w:cs="Times New Roman"/>
+              </w:rPr>
+            </w:pPr>
+            <w:r>
+              <w:rPr>
+                <w:rFonts w:ascii="Times New Roman" w:eastAsia="Courier New" w:hAnsi="Times New Roman" w:cs="Times New Roman"/>
+                <w:sz w:val="18"/>
+                <w:szCs w:val="18"/>
+              </w:rPr>
+              <w:t>&lt;span class="badge bg-info text-dark"&gt;JavaScript&lt;/span&gt;</w:t>
+            </w:r>
+          </w:p>
+          <w:p>
+            <w:pPr>
+              <w:spacing w:line="252" w:lineRule="auto"/>
+              <w:rPr>
+                <w:rFonts w:ascii="Times New Roman" w:hAnsi="Times New Roman" w:cs="Times New Roman"/>
+              </w:rPr>
+            </w:pPr>
+          </w:p>
+          <w:p>
+            <w:pPr>
+              <w:spacing w:line="252" w:lineRule="auto"/>
+              <w:rPr>
+                <w:rFonts w:ascii="Times New Roman" w:hAnsi="Times New Roman" w:cs="Times New Roman"/>
+              </w:rPr>
+            </w:pPr>
+            <w:r>
+              <w:rPr>
+                <w:rFonts w:ascii="Times New Roman" w:eastAsia="Courier New" w:hAnsi="Times New Roman" w:cs="Times New Roman"/>
+                <w:sz w:val="18"/>
+                <w:szCs w:val="18"/>
+              </w:rPr>
+              <w:t>&lt;!-- Progress Bars --&gt;</w:t>
             </w:r>
           </w:p>
           <w:p>
@@ -3102,25 +2270,7 @@
                 <w:sz w:val="18"/>
                 <w:szCs w:val="18"/>
               </w:rPr>
-              <w:t xml:space="preserve">  &lt;div class="progress-bar </w:t>
-            </w:r>
-            <w:proofErr w:type="spellStart"/>
-            <w:r>
-              <w:rPr>
-                <w:rFonts w:ascii="Times New Roman" w:eastAsia="Courier New" w:hAnsi="Times New Roman" w:cs="Times New Roman"/>
-                <w:sz w:val="18"/>
-                <w:szCs w:val="18"/>
-              </w:rPr>
-              <w:t>bg</w:t>
-            </w:r>
-            <w:proofErr w:type="spellEnd"/>
-            <w:r>
-              <w:rPr>
-                <w:rFonts w:ascii="Times New Roman" w:eastAsia="Courier New" w:hAnsi="Times New Roman" w:cs="Times New Roman"/>
-                <w:sz w:val="18"/>
-                <w:szCs w:val="18"/>
-              </w:rPr>
-              <w:t>-success" style="width: 80%"&gt;80%&lt;/div&gt;</w:t>
+              <w:t xml:space="preserve">  &lt;div class="progress-bar bg-success" style="width: 80%"&gt;80%&lt;/div&gt;</w:t>
             </w:r>
           </w:p>
           <w:p>
@@ -3264,25 +2414,7 @@
         <w:sz w:val="18"/>
         <w:szCs w:val="18"/>
       </w:rPr>
-      <w:t xml:space="preserve">CET138 Assignment </w:t>
-    </w:r>
-    <w:proofErr w:type="gramStart"/>
-    <w:r>
-      <w:rPr>
-        <w:color w:val="777777"/>
-        <w:sz w:val="18"/>
-        <w:szCs w:val="18"/>
-      </w:rPr>
-      <w:t>1  |</w:t>
-    </w:r>
-    <w:proofErr w:type="gramEnd"/>
-    <w:r>
-      <w:rPr>
-        <w:color w:val="777777"/>
-        <w:sz w:val="18"/>
-        <w:szCs w:val="18"/>
-      </w:rPr>
-      <w:t xml:space="preserve">  Section 04: Bootstrap Framework</w:t>
+      <w:t>CET138 Assignment 1  |  Section 04: Bootstrap Framework</w:t>
     </w:r>
     <w:r>
       <w:rPr>
